--- a/downloads/documents/04 Units/Unit 05 - Apparel and Textile Production and Design - Make It, Mend It, Wear It/Lesson 05.05 - Sewing Tools and Safety.docx
+++ b/downloads/documents/04 Units/Unit 05 - Apparel and Textile Production and Design - Make It, Mend It, Wear It/Lesson 05.05 - Sewing Tools and Safety.docx
@@ -345,7 +345,7 @@
         <w:t xml:space="preserve">Vocabulary 05.md</w:t>
       </w:r>
       <w:r>
-        <w:t xml:space="preserve">) for Turkish, Portuguese, and Spanish.</w:t>
+        <w:t xml:space="preserve">) for Spanish.</w:t>
       </w:r>
     </w:p>
     <w:p>
@@ -1853,7 +1853,7 @@
         <w:pStyle w:val="Compact"/>
       </w:pPr>
       <w:r>
-        <w:t xml:space="preserve">ELL: the kit photo taped in the lid is the tool vocabulary, and Part 2 of the handout is a picture-to-name match, not writing. The six rules are written in short imperative sentences with an icon each (a cushion, two numbers, a pair of snips pointing down, a fabric square, an iron, a hand). Word bank with Turkish, Portuguese, and Spanish for needle, pin, thread, scissors, cushion, iron, count, safe (see</w:t>
+        <w:t xml:space="preserve">ELL: the kit photo taped in the lid is the tool vocabulary, and Part 2 of the handout is a picture-to-name match, not writing. The six rules are written in short imperative sentences with an icon each (a cushion, two numbers, a pair of snips pointing down, a fabric square, an iron, a hand). Word bank with Spanish for needle, pin, thread, scissors, cushion, iron, count, safe (see</w:t>
       </w:r>
       <w:r>
         <w:t xml:space="preserve"> </w:t>
